--- a/assets/downloads-editie-7/editie7_voorwoord-het-antwoord.docx
+++ b/assets/downloads-editie-7/editie7_voorwoord-het-antwoord.docx
@@ -20,7 +20,7 @@
           <w:i/>
           <w:iCs/>
         </w:rPr>
-        <w:t xml:space="preserve">Editie 6 stelde de vraag: hoe wordt Europa weer wereldspeler in een orde waarin Rusland tsaart, Amerika juristert en China chemiseert? Het antwoord ligt in twee fysieke hefbomen die niemand vandaag samen denkt — en die alleen samenwerken onder een ander bestuur. Een groeiende koolstof-as door Giant Juncao en BiCRS, en een opslag-as in de Duitse bruinkool-dagbouwen voor de plastic-fractie uit huisvuil. Productie plus opslag, drie continenten samen, één meetbaar resultaat: netto koolstof-negatief Europa binnen tien jaar.</w:t>
+        <w:t xml:space="preserve">Editie 6 stelde de vraag: hoe wordt Europa weer wereldspeler in een orde waarin Rusland bestuurt vanuit persoonlijke autoriteit, Amerika vanuit juridische dwang en China vanuit chemische beheersing? Het antwoord ligt in twee fysieke hefbomen die niemand vandaag samen denkt — en die alleen samenwerken onder een ander bestuur. Een groeiende koolstof-as door Giant Juncao en BiCRS, en een opslag-as in de Duitse bruinkool-dagbouwen voor de plastic-fractie uit huisvuil. Productie plus opslag, drie continenten samen, één meetbaar resultaat: netto koolstof-negatief Europa binnen tien jaar.</w:t>
       </w:r>
     </w:p>
     <w:p>
@@ -105,7 +105,7 @@
         <w:pStyle w:val="BodyText"/>
       </w:pPr>
       <w:r>
-        <w:t xml:space="preserve">De tweede hefboom ligt op Europese bodem, en hij wordt vandaag dagelijks vernietigd. Huisvuilverbranding in Europa stoot jaarlijks ongeveer vijftig miljoen ton CO₂ uit, waarvan ongeveer zeventig procent uit de plastic-fractie komt. Plastic bevat gemiddeld achtenzeventig procent koolstof — polyetheen en polypropeen tot zesentachtig procent, polyethyleentereftalaat drieënzestig procent, polyvinylchloride achtendertig procent. Per ton plastic die verbrand wordt, komt twee komma vijf tot twee komma negen ton CO₂ in de atmosfeer terecht. Per kilowattuur elektriciteit die een afvalverbrandingsinstallatie levert, stoot zij twee komma vijf tot bijna drie keer zoveel CO₂ uit als een steenkoolcentrale, en vier tot vijf keer zoveel als een aardgascentrale. Dit zijn cijfers uit de Amerikaanse EPA eGRID-database en bevestigd door GAIA, het internationale netwerk dat afvalverbranding onderzoekt. Europese afvalverbrandingsinstallaties zijn de smerigste stroomopwekkers van het continent, en zij worden vermomd als duurzame energie omdat zij toevallig afval verwerken.</w:t>
+        <w:t xml:space="preserve">De tweede hefboom ligt op Europese bodem, en hij wordt vandaag dagelijks vernietigd. Huisvuilverbranding in Europa stoot jaarlijks ongeveer vijftig miljoen ton CO₂ uit, waarvan ongeveer zeventig procent uit de plastic-fractie komt. Plastic bevat gemiddeld achtenzeventig procent koolstof — polyetheen en polypropeen tot zesentachtig procent, polyethyleentereftalaat drieënzestig procent, polyvinylchloride achtendertig procent. Per ton plastic die verbrand wordt, komt twee komma vijf tot twee komma negen ton CO₂ in de atmosfeer terecht. Per kilowattuur elektriciteit die een afvalverbrandingsinstallatie levert, stoot zij twee komma vijf tot bijna drie keer zoveel CO₂ uit als een steenkoolcentrale, en vier tot vijf keer zoveel als een aardgascentrale. Dit zijn cijfers uit de Amerikaanse EPA eGRID-database en bevestigd door GAIA, het internationale netwerk dat afvalverbranding onderzoekt. Europese afvalverbrandingsinstallaties zijn de stroomopwekkers met de hoogste verborgen kosten van het continent, en zij worden vermomd als duurzame energie omdat zij toevallig afval verwerken.</w:t>
       </w:r>
     </w:p>
     <w:p>
@@ -169,7 +169,7 @@
         <w:pStyle w:val="BodyText"/>
       </w:pPr>
       <w:r>
-        <w:t xml:space="preserve">Dit is geen kwade wil. Het is een ontwerpfout. Het Europese bestuur classificeert plastic als afval, niet als opslagmedium. Het classificeert Juncao als experimenteel gewas, niet als infrastructuur. Het classificeert afvalverbranding als duurzaam, niet als grootverbruiker van koolstof. Wie binnen deze categorieën denkt — en dat moet iedere Europese ambtenaar, want zij vormen het wettelijk kader waarbinnen besluiten worden genomen — kan de hefbomen van deze editie niet bedenken, laat staan uitvoeren. De poldergeest, die in Editie 6 werd beschreven als de bestuursvorm die hogere ordes als problemen ziet, manifesteert zich hier in volle vorm: een gewas uit China dat tropisch groeit, gekoppeld aan een opslagmethode in Duitse mijnen, met financiering en ontwerp uit Europa en uitvoering in Brazilië en Nigeria — dit hele beeld wordt in het huidige bestuursklimaat behandeld als roekeloos, koloniaal, niet-circulair en gevaarlijk voor de stabiliteit. Het zou de bestaande afvalverbrandingsindustrie raken. Het zou recycling-subsidies overbodig maken. Het zou de bestaande sustainability-certificering ontwrichten. Daarom gebeurt het niet. Daarom kan het zelfs niet hardop worden voorgesteld zonder een vriendelijk gesprek met de juridische dienst.</w:t>
+        <w:t xml:space="preserve">Dit is geen kwade wil. Het is een ontwerpfout. Het Europese bestuur classificeert plastic als afval, niet als opslagmedium. Het classificeert Juncao als experimenteel gewas, niet als infrastructuur. Het classificeert afvalverbranding als duurzaam, niet als grootverbruiker van koolstof. Wie binnen deze categorieën denkt — en dat moet iedere Europese ambtenaar, want zij vormen het wettelijk kader waarbinnen besluiten worden genomen — kan de hefbomen van deze editie niet bedenken, laat staan uitvoeren. De consensus-modus, die in Editie 6 werd beschreven als de bestuursvorm die hogere ordes als problemen ziet, manifesteert zich hier in volle vorm: een gewas uit China dat tropisch groeit, gekoppeld aan een opslagmethode in Duitse mijnen, met financiering en ontwerp uit Europa en uitvoering in Brazilië en Nigeria — dit hele beeld wordt in het huidige bestuursklimaat behandeld als roekeloos, koloniaal, niet-circulair en gevaarlijk voor de stabiliteit. Het zou de bestaande afvalverbrandingsindustrie raken. Het zou recycling-subsidies overbodig maken. Het zou de bestaande sustainability-certificering ontwrichten. Daarom gebeurt het niet. Daarom kan het zelfs niet hardop worden voorgesteld zonder een vriendelijk gesprek met de juridische dienst.</w:t>
       </w:r>
     </w:p>
     <w:p>
@@ -189,7 +189,7 @@
         <w:pStyle w:val="BodyText"/>
       </w:pPr>
       <w:r>
-        <w:t xml:space="preserve">Het allerbelangrijkste van deze editie, in lijn met het allerbelangrijkste van Editie 6: deze twee hefbomen kunnen alleen worden gebouwd als Europa zijn bestuursontwerp eerst verbouwt. Niet daarna. Het is niet zo dat we eerst de installaties bouwen en daarna de institutie aanpassen. Het is precies andersom. Zolang de Europese Commissie poldergeest blijft, zal elke industriële klimaat-as in voorstudie blijven steken, in een working group worden geparkeerd, of na drie commissarisbeurten als</w:t>
+        <w:t xml:space="preserve">Het allerbelangrijkste van deze editie, in lijn met het allerbelangrijkste van Editie 6: deze twee hefbomen kunnen alleen worden gebouwd als Europa zijn bestuursontwerp eerst verbouwt. Niet daarna. Het is niet zo dat we eerst de installaties bouwen en daarna de institutie aanpassen. Het is precies andersom. Zolang de Europese Commissie consensus-modus blijft, zal elke industriële klimaat-as in voorstudie blijven steken, in een working group worden geparkeerd, of na drie commissarisbeurten als</w:t>
       </w:r>
       <w:r>
         <w:t xml:space="preserve"> </w:t>
